--- a/Science Books/Physics/Volume overview/41 - Can Knots Become Particles_ - FINAL.docx
+++ b/Science Books/Physics/Volume overview/41 - Can Knots Become Particles_ - FINAL.docx
@@ -119,7 +119,7 @@
         <w:jc w:val="both"/>
       </w:pPr>
       <w:r>
-        <w:t xml:space="preserve">As long as you do not cut or glue, certain features remain. A loop with a knot cannot simply become an unknotted loop by gentle deformation. The history of the configuration matters. That makes topology attractive whenever physics needs stable structures that cannot disappear by tiny disturbances.</w:t>
+        <w:t>As long as you do not cut or glue, certain features remain. A loop with a knot cannot simply become an unknotted loop by gentle deformation. The history of the configuration matters. That makes topology attractive whenever physics needs stable structures that cannot disappear by small disturbances.</w:t>
       </w:r>
     </w:p>
     <w:p>

--- a/Science Books/Physics/Volume overview/41 - Can Knots Become Particles_ - FINAL.docx
+++ b/Science Books/Physics/Volume overview/41 - Can Knots Become Particles_ - FINAL.docx
@@ -40,6 +40,19 @@
       </w:pPr>
       <w:r>
         <w:t>Spin, Fermions, Topology and the Belt Trick</w:t>
+      </w:r>
+    </w:p>
+    <w:p>
+      <w:pPr>
+        <w:jc w:val="both"/>
+      </w:pPr>
+      <w:r>
+        <w:rPr>
+          <w:b/>
+          <w:i/>
+          <w:color w:val="C00000"/>
+        </w:rPr>
+        <w:t xml:space="preserve">STATUS 2026-10-01 — MERGED, not a separate chapter. This source draft has been fully developed in Physics Vol. 3, Ch. 10, “Knots, Strands and One Tiny Rule: A Case Study in Speculation” (about 2,340 words), which merges plan items 40, 41, 42 and 43. Edit the chapter there. This file is kept unchanged below only as the original draft, so it is not duplicated as a second chapter.</w:t>
       </w:r>
     </w:p>
     <w:p>

--- a/Science Books/Physics/Volume overview/41 - Can Knots Become Particles_ - FINAL.docx
+++ b/Science Books/Physics/Volume overview/41 - Can Knots Become Particles_ - FINAL.docx
@@ -9,7 +9,7 @@
         <w:jc w:val="center"/>
       </w:pPr>
       <w:r>
-        <w:t>Science for Everyone</w:t>
+        <w:t>Physics, Actually</w:t>
       </w:r>
     </w:p>
     <w:p>
